--- a/Programacion II/Kit docente/Clase 8/Solucion Taller Clase 8 - VetCare.docx
+++ b/Programacion II/Kit docente/Clase 8/Solucion Taller Clase 8 - VetCare.docx
@@ -87,7 +87,7 @@
           <w:color w:val="2B2B2B"/>
           <w:sz w:val="22"/>
         </w:rPr>
-        <w:t>Genere y verifique. En la terminal integrada de VS Code: «javadoc -d docs -private src/vetcare/*.java»; el JDK crea la carpeta docs/ y se abre docs/index.html en el navegador. Entre a la ficha de AgendaService y confirme que aparece el resumen de cada metodo publico y que en agendar se leen las tres excepciones. Si un metodo no aparece, casi siempre es por una de dos razones: el bloque se abrio con /* en vez de /**, o quedo debajo de la firma en vez de encima. Aproveche para mostrar que ahora, al escribir agenda.agendar( en otra clase, el tooltip de VS Code muestra su propio texto: la documentacion empezo a trabajar de inmediato, sin esperar al HTML.</w:t>
+        <w:t>Genere y verifique. En la terminal integrada de VS Code: «javadoc -d docs -private src/clinica/*.java»; el JDK crea la carpeta docs/ y se abre docs/index.html en el navegador. Entre a la ficha de AgendaService y confirme que aparece el resumen de cada metodo publico y que en agendar se leen las tres excepciones. Si un metodo no aparece, casi siempre es por una de dos razones: el bloque se abrio con /* en vez de /**, o quedo debajo de la firma en vez de encima. Aproveche para mostrar que ahora, al escribir agenda.agendar( en otra clase, el tooltip de VS Code muestra su propio texto: la documentacion empezo a trabajar de inmediato, sin esperar al HTML.</w:t>
       </w:r>
     </w:p>
     <w:p>
@@ -102,7 +102,7 @@
           <w:color w:val="2B2B2B"/>
           <w:sz w:val="22"/>
         </w:rPr>
-        <w:t>Arme el estado limpio antes de cada caso. En AgendaServiceTest declare 'private AgendaService agenda;' como atributo y en el metodo anotado con @Before (JUnit 4) o @BeforeEach (JUnit 5) escriba 'agenda = new AgendaService();' y registre las tres mascotas del escenario: new Mascota("M-001", "Kira", true), new Mascota("M-002", "Michi", true) y new Mascota("M-009", "Rocky", false). Ese metodo se ejecuta antes de CADA @Test, no una sola vez, y es lo que garantiza que las pruebas no se contaminen entre si; si el repositorio fuera el Singleton de la clase 7, aqui iria ademas RepositorioVetCare.getInstancia().limpiar().</w:t>
+        <w:t>Arme el estado limpio antes de cada caso. En AgendaServiceTest declare 'private AgendaService agenda;' como atributo y en el metodo anotado con @Before (JUnit 4) o @BeforeEach (JUnit 5) escriba 'agenda = new AgendaService();' y registre las tres mascotas del escenario: new Mascota("M-001", "Kira", true), new Mascota("M-002", "Michi", true) y new Mascota("M-009", "Rocky", false). Ese metodo se ejecuta antes de CADA @Test, no una sola vez, y es lo que garantiza que las pruebas no se contaminen entre si; si el repositorio fuera el Singleton de la clase 7, aqui iria ademas RepositorioClinica.getInstancia().limpiar().</w:t>
       </w:r>
     </w:p>
     <w:p>
